--- a/klagomål/A 59423-2024 FSC-klagomål.docx
+++ b/klagomål/A 59423-2024 FSC-klagomål.docx
@@ -695,7 +695,7 @@
     <w:r>
       <w:tab/>
       <w:tab/>
-      <w:t>2026-06-18</w:t>
+      <w:t>2026-06-19</w:t>
       <w:br/>
       <w:br/>
     </w:r>

--- a/klagomål/A 59423-2024 FSC-klagomål.docx
+++ b/klagomål/A 59423-2024 FSC-klagomål.docx
@@ -695,7 +695,7 @@
     <w:r>
       <w:tab/>
       <w:tab/>
-      <w:t>2026-06-19</w:t>
+      <w:t>2026-06-20</w:t>
       <w:br/>
       <w:br/>
     </w:r>

--- a/klagomål/A 59423-2024 FSC-klagomål.docx
+++ b/klagomål/A 59423-2024 FSC-klagomål.docx
@@ -168,38 +168,7 @@
     </w:p>
     <w:p>
       <w:r>
-        <w:t>Detta dokument behandlar höga naturvärden i avverkningsanmälan A 59423-2024 i Torsby kommun som inkom 2024-12-12 och omfattar 23,7 ha.</w:t>
-      </w:r>
-    </w:p>
-    <w:p>
-      <w:r>
-        <w:t>Nedan presenteras fynd av naturvårdsarter som gjorts i det avverkningsanmälda området, samt relevanta utdrag ur standarderna för FSC, Chain of Custody, Controlled Wood och PEFC.</w:t>
-      </w:r>
-    </w:p>
-    <w:p>
-      <w:r>
-        <w:t>Vi förväntar oss att ni återkommer med ett skriftligt svar på vårt klagomål och även beskriver vilka korrigerande åtgärder ni satt in för att rätta till identifierade brister i er efterlevnad av den svenska FSC standarden.</w:t>
-      </w:r>
-    </w:p>
-    <w:p>
-      <w:pPr>
-        <w:pStyle w:val="Heading1"/>
-      </w:pPr>
-      <w:r>
-        <w:t>Naturvårdsarter</w:t>
-      </w:r>
-    </w:p>
-    <w:p>
-      <w:r>
-        <w:t>Inom 21 meter från avverkningsanmälan har följande 2 naturvårdsarter hittats: garnlav (VU, T) och blågrå svartspik (NT). Av dessa är 2 rödlistade. För rödlistade arter har rödlistekategorin angivits inom parentes. Typiska arter inom Natura 2000 som är kopplade till skogsekosystem har markerats med (T).</w:t>
-      </w:r>
-    </w:p>
-    <w:p>
-      <w:r>
-        <w:t>De påträffade naturvårdsarterna är ett tydligt kvitto på att det rör sig om en skog med höga naturvärden.</w:t>
-      </w:r>
-      <w:r>
-        <w:t xml:space="preserve"> I Figur 1 visas fyndplatser för naturvårdsarter i området, som finns registrerade på Artportalen.</w:t>
+        <w:t>Detta klagomål behandlar höga naturvärden i avverkningsanmälan A 59423-2024 i Torsby kommun som inkom 2024-12-12 och omfattar 23,7 ha.</w:t>
       </w:r>
     </w:p>
     <w:p>
@@ -247,18 +216,35 @@
         <w:spacing w:after="240"/>
       </w:pPr>
       <w:r>
-        <w:t>Figur 1. Fyndplatser för naturvårdsarter inom 21 meter från avverkningsanmälan (röd linje). Markörer utan svart kant är placerade på fyndplatsen. Markörer med svart kant är placerade vid sidan av fyndplatsen och har ett svart streck som visar fyndplatsens exakta position. Kartans mittpunktskoordinat är N 6729699, E 380624 i SWEREF 99 TM.</w:t>
+        <w:t>Figur 1. Fyndplatser för naturvårdsarter inom 21 meter från avverkningsanmälan. Markörer utan svart kant är placerade på fyndplatsen. Markörer med svart kant är placerade vid sidan av fyndplatsen har ett svart streck som visar fyndplatsens exakta position. Kartans mittpunktskoordinat är N 6729699, E 380624 i SWEREF 99 TM.</w:t>
       </w:r>
     </w:p>
     <w:p>
       <w:r>
-        <w:rPr>
-          <w:b/>
-        </w:rPr>
-        <w:t>Blågrå svartspik (NT)</w:t>
+        <w:t>Inom 21 meter från avverkningsanmälan finns fynd av 2 naturvårdsarter, varav 2 är rödlistade och 1 är typisk (T): garnlav (VU, T) och blågrå svartspik (NT). Se Figur 1.</w:t>
       </w:r>
+    </w:p>
+    <w:p>
       <w:r>
-        <w:t xml:space="preserve"> växer på torr, hård ved av gamla, solbelysta torrakor, högstubbar av tall och grova döda grenar på levande tallar i öppna bestånd av naturskogskaraktär. Nästan alltid rör det sig om tjärrika torrträd och högstubbar (töreved, keloträd) som kan vara en bra bit över hundra år, i vissa fall sannolikt hundratals år gamla. Skogsbruk är idag det allvarligaste hotet. Ett långsiktigt hot är att nybildningen av gamla torrakor och högstubbar är en långsam process vilken ofta är beroende av skogsbrand. Nytt substrat bildas numera sannolikt nästan inte alls då antalet naturliga skogsbränder har minskat drastiskt på grund av effektivare brandbekämpning. Döda träd som lämnas efter avverkning är inte lämpliga för arten, eftersom dessa träd inte varit utsatta för skogsbrand och bildat tjärrik ved. Skogsbruksåtgärder på eller i närheten av växtplatserna bör undvikas. Naturskogsartade skogar med förekomst av arten indikerar höga biologiska värden och bör bevaras. Blågrå svartspik har en mycket begränsad utbredning utanför de nordiska länderna varför dessa länder har ett speciellt ansvar för arten (SLU Artdatabanken, 2024).</w:t>
+        <w:t>Nedan presenteras relevanta utdrag ur standarderna för FSC, Chain of Custody, Controlled Wood och PEFC.</w:t>
+      </w:r>
+    </w:p>
+    <w:p>
+      <w:r>
+        <w:t>Vi förväntar oss att ni återkommer med ett skriftligt svar på vårt klagomål och även beskriver vilka korrigerande åtgärder ni satt in för att rätta till identifierade brister i er efterlevnad av den svenska FSC standarden.</w:t>
+      </w:r>
+    </w:p>
+    <w:p>
+      <w:pPr>
+        <w:pStyle w:val="Heading1"/>
+      </w:pPr>
+      <w:r>
+        <w:t>Naturvårdsarter och fridlysta arter</w:t>
+      </w:r>
+    </w:p>
+    <w:p>
+      <w:r>
+        <w:t>Nedan följer beskrivningar av de naturvårdsarter och fridlysta arter som har sina livsmiljöer och växtplatser i den avverkningsanmälda skogen. De påträffade naturvårdsarterna är ett tydligt kvitto på att det rör sig om en skog med höga naturvärden.</w:t>
       </w:r>
     </w:p>
     <w:p>
@@ -288,6 +274,17 @@
       </w:r>
       <w:r>
         <w:t xml:space="preserve"> (SLU Artdatabanken, 2026).</w:t>
+      </w:r>
+    </w:p>
+    <w:p>
+      <w:r>
+        <w:rPr>
+          <w:b/>
+        </w:rPr>
+        <w:t>Blågrå svartspik (NT)</w:t>
+      </w:r>
+      <w:r>
+        <w:t xml:space="preserve"> växer på torr, hård ved av gamla, solbelysta torrakor, högstubbar av tall och grova döda grenar på levande tallar i öppna bestånd av naturskogskaraktär. Nästan alltid rör det sig om tjärrika torrträd och högstubbar (töreved, keloträd) som kan vara en bra bit över hundra år, i vissa fall sannolikt hundratals år gamla. Skogsbruk är idag det allvarligaste hotet. Ett långsiktigt hot är att nybildningen av gamla torrakor och högstubbar är en långsam process vilken ofta är beroende av skogsbrand. Nytt substrat bildas numera sannolikt nästan inte alls då antalet naturliga skogsbränder har minskat drastiskt på grund av effektivare brandbekämpning. Döda träd som lämnas efter avverkning är inte lämpliga för arten, eftersom dessa träd inte varit utsatta för skogsbrand och bildat tjärrik ved. Skogsbruksåtgärder på eller i närheten av växtplatserna bör undvikas. Naturskogsartade skogar med förekomst av arten indikerar höga biologiska värden och bör bevaras. Blågrå svartspik har en mycket begränsad utbredning utanför de nordiska länderna varför dessa länder har ett speciellt ansvar för arten (SLU Artdatabanken, 2024).</w:t>
       </w:r>
     </w:p>
     <w:p>
@@ -695,7 +692,7 @@
     <w:r>
       <w:tab/>
       <w:tab/>
-      <w:t>2026-06-20</w:t>
+      <w:t>2026-06-21</w:t>
       <w:br/>
       <w:br/>
     </w:r>

--- a/klagomål/A 59423-2024 FSC-klagomål.docx
+++ b/klagomål/A 59423-2024 FSC-klagomål.docx
@@ -692,7 +692,7 @@
     <w:r>
       <w:tab/>
       <w:tab/>
-      <w:t>2026-06-21</w:t>
+      <w:t>2026-06-22</w:t>
       <w:br/>
       <w:br/>
     </w:r>
